--- a/budget-support/templates/template_rc.docx
+++ b/budget-support/templates/template_rc.docx
@@ -111,7 +111,7 @@
         <w:spacing w:before="240" w:after="240"/>
       </w:pPr>
       <w:r>
-        <w:t>On behalf of the {{ORG_NAME}}, representing California Community Colleges across the {{REGION}} region, I write to urge you to prioritize continued investment in Credit for Prior Learning (CPL) implementation statewide. CPL plays a critical role in helping students accelerate completion of degrees and certificates by recognizing the valuable skills and knowledge they have already gained through military service, workforce training, apprenticeships, industry certifications, and other professional experiences.</w:t>
+        <w:t>{{P_OPENING}}</w:t>
       </w:r>
     </w:p>
     <w:p>
@@ -125,7 +125,7 @@
         <w:rPr>
           <w:lang w:val="en-US"/>
         </w:rPr>
-        <w:t>Colleges throughout our region have implemented CPL opportunities in programs such as {{PROGRAMS}} and have collectively awarded {{UNITS_AWARDED}} units of CPL credit to {{STUDENTS_SERVED}} students. CPL has been particularly important in our region because {{REASON}}. Additional investment would allow colleges across our consortium to expand CPL opportunities through increased faculty evaluation capacity, counseling and outreach support, technology infrastructure, and stronger alignment with regional industry and workforce partners.</w:t>
+        <w:t>{{P_RATIONALE}}</w:t>
       </w:r>
     </w:p>
     <w:p>
@@ -139,7 +139,7 @@
         <w:rPr>
           <w:lang w:val="en-US"/>
         </w:rPr>
-        <w:t>Statewide, CPL has already served {{SW_STUDENTS}} students — including {{SW_MILITARY}} veterans and military-connected learners, {{SW_WORKFORCE}} workforce/other adults, and {{SW_APPRENTICE}} apprentices — across {{SW_ACTIVE_COLLEGES}} of California's {{SW_TOTAL_COLLEGES}} community colleges, with {{SW_LEADING_COLLEGES}} colleges meeting the leading-implementation criteria. Together these colleges have transcribed {{SW_TRANSCRIBED_UNITS}} units of prior learning credit out of {{SW_ELIGIBLE_UNITS}} eligible units identified, generating an estimated {{SW_SAVINGS}} in student cost savings to date and a projected {{SW_20Y_IMPACT}} in 20-year economic impact.</w:t>
+        <w:t>{{P_STATS}}</w:t>
       </w:r>
     </w:p>
     <w:p>
@@ -153,7 +153,7 @@
         <w:rPr>
           <w:lang w:val="en-US"/>
         </w:rPr>
-        <w:t>One example of CPL’s impact within our region is {{EXAMPLE_NARRATIVE}}. Through CPL, students with prior military, workforce, apprenticeship, or industry experience have been able to {{OUTCOME}}, reducing both the time and cost required to complete their educational goals while helping address critical workforce shortages in our local economy.</w:t>
+        <w:t>{{P_EXAMPLE}}</w:t>
       </w:r>
     </w:p>
     <w:p>
@@ -167,7 +167,7 @@
         <w:rPr>
           <w:lang w:val="en-US"/>
         </w:rPr>
-        <w:t>Specifically, we urge your support of the May Revise request for $37 million in Credit for Prior Learning funding — $2 million in ongoing funding to sustain CPL infrastructure operations and $35 million in one-time funding to support local college CPL implementation and CPL innovation projects.</w:t>
+        <w:t>{{P_ASK}}</w:t>
       </w:r>
     </w:p>
     <w:p>
@@ -175,7 +175,7 @@
         <w:spacing w:before="240" w:after="240"/>
       </w:pPr>
       <w:r>
-        <w:t>We urge you to support policies and funding that sustain and strengthen CPL implementation throughout the California Community Colleges. Thank you for your continued support of California’s students and for your commitment to higher education, workforce development, and economic mobility.</w:t>
+        <w:t>{{P_CTA}}</w:t>
       </w:r>
     </w:p>
     <w:p>
